--- a/testakten/zwangsverwaltung-zvg-versteigerung-eppendorf-altbau/12_verkehrswertgutachten_vollstaendig.docx
+++ b/testakten/zwangsverwaltung-zvg-versteigerung-eppendorf-altbau/12_verkehrswertgutachten_vollstaendig.docx
@@ -214,7 +214,7 @@
                 <w:i w:val="0"/>
                 <w:sz w:val="20"/>
               </w:rPr>
-              <w:t>Dipl.-Ing. Thorsten Malkwitz (fiktiv), öbuv Sachverständiger</w:t>
+              <w:t>Dipl.-Ing. Thorsten Malkwitz, öbuv Sachverständiger</w:t>
             </w:r>
           </w:p>
         </w:tc>
@@ -398,7 +398,7 @@
           <w:i w:val="0"/>
           <w:sz w:val="22"/>
         </w:rPr>
-        <w:t>Das Amtsgericht Hamburg, Abteilung 71, hat den Unterzeichner im Rahmen des Zwangsversteigerungsverfahrens 71 K 18/26 mit der Ermittlung des Verkehrswerts (Marktwerts) der im Betreff genannten Eigentumswohnung beauftragt. Grundlage ist § 74a Abs. 5 ZVG i.V.m. §§ 194, 195 BauGB. Der Verkehrswert ist derjenige Preis, der in dem Zeitpunkt, auf den sich die Ermittlung bezieht, im gewöhnlichen Geschäftsverkehr nach den rechtlichen Gegebenheiten und tatsächlichen Eigenschaften, der sonstigen Beschaffenheit und Lage des Grundstücks ohne Rücksicht auf ungewöhnliche oder persönliche Verhältnisse zu erzielen wäre.</w:t>
+        <w:t>Das Amtsgericht Hamburg, Abteilung 71, hat den Unterzeichner im Rahmen des Zwangsversteigerungsverfahrens 71 K 18/26 mit der Ermittlung des Verkehrswerts (Marktwerts) der im Betreff genannten Eigentumswohnung beauftragt. Grundlage ist Paragraf 74a Abs. 5 ZVG i.V.m. Paragrafen 194, 195 BauGB. Der Verkehrswert ist derjenige Preis, der in dem Zeitpunkt, auf den sich die Ermittlung bezieht, im gewöhnlichen Geschäftsverkehr nach den rechtlichen Gegebenheiten und tatsächlichen Eigenschaften, der sonstigen Beschaffenheit und Lage des Grundstücks ohne Rücksicht auf ungewöhnliche oder persönliche Verhältnisse zu erzielen wäre.</w:t>
       </w:r>
     </w:p>
     <w:p>
@@ -412,7 +412,7 @@
           <w:i w:val="0"/>
           <w:sz w:val="22"/>
         </w:rPr>
-        <w:t>Eine Innenbesichtigung wurde vom Mieter L. Sommer (fiktiv) trotz mehrfacher Anfrage nicht gestattet. Die Bewertung beruht auf Außenbesichtigung (12.04.2026), Aktenlage, Gutachterausschussdaten Hamburg und öffentlich zugänglichen Vergleichsdaten.</w:t>
+        <w:t>Eine Innenbesichtigung wurde vom Mieter L. Sommer trotz mehrfacher Anfrage nicht gestattet. Die Bewertung beruht auf Außenbesichtigung (12.04.2026), Aktenlage, Gutachterausschussdaten Hamburg und öffentlich zugänglichen Vergleichsdaten.</w:t>
       </w:r>
     </w:p>
     <w:p>
@@ -725,7 +725,7 @@
                 <w:i w:val="0"/>
                 <w:sz w:val="20"/>
               </w:rPr>
-              <w:t>nicht bekannt; Innenbereich § 34 BauGB</w:t>
+              <w:t>nicht bekannt; Innenbereich Paragraf 34 BauGB</w:t>
             </w:r>
           </w:p>
         </w:tc>
@@ -759,7 +759,7 @@
                 <w:i w:val="0"/>
                 <w:sz w:val="20"/>
               </w:rPr>
-              <w:t>nicht eingetragen; Erhaltungsgebiets-Vermerk Eppendorf-Ost (fiktiv)</w:t>
+              <w:t>nicht eingetragen; Erhaltungsgebiets-Vermerk Eppendorf-Ost</w:t>
             </w:r>
           </w:p>
         </w:tc>
@@ -1551,7 +1551,7 @@
           <w:i w:val="0"/>
           <w:sz w:val="22"/>
         </w:rPr>
-        <w:t>Zum Wertermittlungsstichtag ist die Wohnung vermietet. Es besteht ein Mietvertrag vom 26.08.2021 zwischen der Erbengemeinschaft Albrecht (fiktiv) und L. Sommer (fiktiv). Die anfängliche Nettokaltmiete von 850,00 EUR wurde mit Renovierungsleistungen des Mieters begründet; seit dem 01.05.2023 beträgt die Nettokaltmiete 1.320,00 EUR monatlich.</w:t>
+        <w:t>Zum Wertermittlungsstichtag ist die Wohnung vermietet. Es besteht ein Mietvertrag vom 26.08.2021 zwischen der Erbengemeinschaft Albrecht und L. Sommer. Die anfängliche Nettokaltmiete von 850,00 EUR wurde mit Renovierungsleistungen des Mieters begründet; seit dem 01.05.2023 beträgt die Nettokaltmiete 1.320,00 EUR monatlich.</w:t>
       </w:r>
     </w:p>
     <w:tbl>
@@ -1851,7 +1851,7 @@
           <w:i w:val="0"/>
           <w:sz w:val="22"/>
         </w:rPr>
-        <w:t>Da ausreichende Vergleichsdaten für Eigentumswohnungen in Hamburg-Eppendorf vorliegen, wird das Vergleichswertverfahren gemäß §§ 15, 16 ImmoWertV als Hauptmethode herangezogen. Das Ertragswertverfahren dient als Plausibilisierung.</w:t>
+        <w:t>Da ausreichende Vergleichsdaten für Eigentumswohnungen in Hamburg-Eppendorf vorliegen, wird das Vergleichswertverfahren gemäß Paragrafen 15, 16 ImmoWertV als Hauptmethode herangezogen. Das Ertragswertverfahren dient als Plausibilisierung.</w:t>
       </w:r>
     </w:p>
     <w:p>
@@ -1899,7 +1899,7 @@
                 <w:i w:val="0"/>
                 <w:sz w:val="20"/>
               </w:rPr>
-              <w:t>Vergleichsobjekt (fiktiv)</w:t>
+              <w:t>Vergleichsobjekt</w:t>
             </w:r>
           </w:p>
         </w:tc>
@@ -1997,7 +1997,7 @@
                 <w:i w:val="0"/>
                 <w:sz w:val="20"/>
               </w:rPr>
-              <w:t>V1: Hegestraße (fiktiv)</w:t>
+              <w:t>V1: Hegestraße</w:t>
             </w:r>
           </w:p>
         </w:tc>
@@ -2079,7 +2079,7 @@
                 <w:i w:val="0"/>
                 <w:sz w:val="20"/>
               </w:rPr>
-              <w:t>V2: Ludolfstraße (fiktiv)</w:t>
+              <w:t>V2: Ludolfstraße</w:t>
             </w:r>
           </w:p>
         </w:tc>
@@ -2161,7 +2161,7 @@
                 <w:i w:val="0"/>
                 <w:sz w:val="20"/>
               </w:rPr>
-              <w:t>V3: Erikastraße (fiktiv)</w:t>
+              <w:t>V3: Erikastraße</w:t>
             </w:r>
           </w:p>
         </w:tc>
@@ -2243,7 +2243,7 @@
                 <w:i w:val="0"/>
                 <w:sz w:val="20"/>
               </w:rPr>
-              <w:t>V4: Geibelstraße (fiktiv)</w:t>
+              <w:t>V4: Geibelstraße</w:t>
             </w:r>
           </w:p>
         </w:tc>
@@ -2325,7 +2325,7 @@
                 <w:i w:val="0"/>
                 <w:sz w:val="20"/>
               </w:rPr>
-              <w:t>V5: Brahmsallee (fiktiv)</w:t>
+              <w:t>V5: Brahmsallee</w:t>
             </w:r>
           </w:p>
         </w:tc>
@@ -3005,7 +3005,7 @@
           <w:i w:val="0"/>
           <w:sz w:val="22"/>
         </w:rPr>
-        <w:t>Das Ertragswertverfahren nach §§ 17–20 ImmoWertV dient der Plausibilisierung des Vergleichswerts. Es berücksichtigt die nachhaltige Jahresrohmiete und die Bewirtschaftungskosten.</w:t>
+        <w:t>Das Ertragswertverfahren nach Paragrafen 17–20 ImmoWertV dient der Plausibilisierung des Vergleichswerts. Es berücksichtigt die nachhaltige Jahresrohmiete und die Bewirtschaftungskosten.</w:t>
       </w:r>
     </w:p>
     <w:tbl>
@@ -3704,7 +3704,7 @@
                 <w:i w:val="0"/>
                 <w:sz w:val="20"/>
               </w:rPr>
-              <w:t>**Verkehrswert (§ 194 BauGB)**</w:t>
+              <w:t>**Verkehrswert (Paragraf 194 BauGB)**</w:t>
             </w:r>
           </w:p>
         </w:tc>
@@ -3910,7 +3910,7 @@
           <w:i w:val="0"/>
           <w:sz w:val="22"/>
         </w:rPr>
-        <w:t>Dipl.-Ing. Thorsten Malkwitz (fiktiv)</w:t>
+        <w:t>Dipl.-Ing. Thorsten Malkwitz</w:t>
       </w:r>
     </w:p>
     <w:p>
@@ -3956,29 +3956,26 @@
         <w:t>──────────────────────────────────────────────────────────────────────</w:t>
       </w:r>
     </w:p>
-    <w:p>
-      <w:pPr>
-        <w:spacing w:after="120"/>
-      </w:pPr>
-      <w:r>
-        <w:rPr>
-          <w:rFonts w:ascii="Calibri" w:hAnsi="Calibri"/>
-          <w:b w:val="0"/>
-          <w:i w:val="0"/>
-          <w:sz w:val="18"/>
-        </w:rPr>
-        <w:t>Fiktives Dokument für Übungszwecke. Alle Personen, Daten und Werte sind erfunden.</w:t>
-      </w:r>
-    </w:p>
     <w:sectPr>
       <w:headerReference w:type="default" r:id="rId9"/>
-      <w:pgSz w:w="12240" w:h="15840"/>
+      <w:footerReference w:type="default" r:id="rId10"/>
+      <w:pgSz w:w="11906" w:h="16838"/>
       <w:pgMar w:top="1417" w:right="1417" w:bottom="1134" w:left="1417" w:header="720" w:footer="720" w:gutter="0"/>
       <w:cols w:space="720"/>
       <w:docGrid w:linePitch="360"/>
     </w:sectPr>
   </w:body>
 </w:document>
+</file>
+
+<file path=word/footer1.xml><?xml version="1.0" encoding="utf-8"?>
+<w:ftr xmlns:m="http://schemas.openxmlformats.org/officeDocument/2006/math" xmlns:mc="http://schemas.openxmlformats.org/markup-compatibility/2006" xmlns:mo="http://schemas.microsoft.com/office/mac/office/2008/main" xmlns:mv="urn:schemas-microsoft-com:mac:vml" xmlns:o="urn:schemas-microsoft-com:office:office" xmlns:r="http://schemas.openxmlformats.org/officeDocument/2006/relationships" xmlns:v="urn:schemas-microsoft-com:vml" xmlns:w10="urn:schemas-microsoft-com:office:word" xmlns:w14="http://schemas.microsoft.com/office/word/2010/wordml" xmlns:w="http://schemas.openxmlformats.org/wordprocessingml/2006/main" xmlns:wne="http://schemas.microsoft.com/office/word/2006/wordml" xmlns:wp14="http://schemas.microsoft.com/office/word/2010/wordprocessingDrawing" xmlns:wp="http://schemas.openxmlformats.org/drawingml/2006/wordprocessingDrawing" xmlns:wpc="http://schemas.microsoft.com/office/word/2010/wordprocessingCanvas" xmlns:wpg="http://schemas.microsoft.com/office/word/2010/wordprocessingGroup" xmlns:wpi="http://schemas.microsoft.com/office/word/2010/wordprocessingInk" xmlns:wps="http://schemas.microsoft.com/office/word/2010/wordprocessingShape" mc:Ignorable="w14 wp14">
+  <w:p>
+    <w:pPr>
+      <w:pStyle w:val="Footer"/>
+    </w:pPr>
+  </w:p>
+</w:ftr>
 </file>
 
 <file path=word/header1.xml><?xml version="1.0" encoding="utf-8"?>
